--- a/public/templates/forms/A-165-ServerRoomEquipmentAreaHardeningAssessmentRecord-FORM.docx
+++ b/public/templates/forms/A-165-ServerRoomEquipmentAreaHardeningAssessmentRecord-FORM.docx
@@ -95,7 +95,7 @@
                 <w:sz w:val="24"/>
                 <w:szCs w:val="24"/>
               </w:rPr>
-              <w:t xml:space="preserve">[date]      </w:t>
+              <w:t xml:space="preserve">[Effective Date]      </w:t>
             </w:r>
             <w:r>
               <w:rPr>
@@ -119,7 +119,7 @@
                 <w:sz w:val="24"/>
                 <w:szCs w:val="24"/>
               </w:rPr>
-              <w:t xml:space="preserve">[role]</w:t>
+              <w:t xml:space="preserve">[Reviewer Role]</w:t>
             </w:r>
           </w:p>
           <w:p>
@@ -148,7 +148,7 @@
                 <w:sz w:val="24"/>
                 <w:szCs w:val="24"/>
               </w:rPr>
-              <w:t>the Agency's server rooms and equipment areas, including cabling, equipment, and displays. Assessment period: [period]</w:t>
+              <w:t>the Agency's server rooms and equipment areas, including cabling, equipment, and displays. Assessment period: [Reporting Period]</w:t>
             </w:r>
           </w:p>
           <w:p>
@@ -177,7 +177,7 @@
                 <w:sz w:val="24"/>
                 <w:szCs w:val="24"/>
               </w:rPr>
-              <w:t xml:space="preserve">[role]</w:t>
+              <w:t xml:space="preserve">[Reviewer Role 2]</w:t>
             </w:r>
           </w:p>
           <w:p>
@@ -773,7 +773,7 @@
                 <w:sz w:val="24"/>
                 <w:szCs w:val="24"/>
               </w:rPr>
-              <w:t>[notes]</w:t>
+              <w:t>[Notes]</w:t>
             </w:r>
           </w:p>
         </w:tc>
@@ -868,7 +868,7 @@
                 <w:sz w:val="24"/>
                 <w:szCs w:val="24"/>
               </w:rPr>
-              <w:t>[Conforms / Gap / N/A]</w:t>
+              <w:t>[Conforms / Gap / N/A 2]</w:t>
             </w:r>
           </w:p>
         </w:tc>
@@ -899,7 +899,7 @@
                 <w:sz w:val="24"/>
                 <w:szCs w:val="24"/>
               </w:rPr>
-              <w:t>[notes]</w:t>
+              <w:t>[Notes 2]</w:t>
             </w:r>
           </w:p>
         </w:tc>
@@ -994,7 +994,7 @@
                 <w:sz w:val="24"/>
                 <w:szCs w:val="24"/>
               </w:rPr>
-              <w:t>[Conforms / Gap / N/A]</w:t>
+              <w:t>[Conforms / Gap / N/A 3]</w:t>
             </w:r>
           </w:p>
         </w:tc>
@@ -1025,7 +1025,7 @@
                 <w:sz w:val="24"/>
                 <w:szCs w:val="24"/>
               </w:rPr>
-              <w:t>[notes]</w:t>
+              <w:t>[Notes 3]</w:t>
             </w:r>
           </w:p>
         </w:tc>
@@ -1120,7 +1120,7 @@
                 <w:sz w:val="24"/>
                 <w:szCs w:val="24"/>
               </w:rPr>
-              <w:t>[Conforms / Gap / N/A]</w:t>
+              <w:t>[Conforms / Gap / N/A 4]</w:t>
             </w:r>
           </w:p>
         </w:tc>
@@ -1151,7 +1151,7 @@
                 <w:sz w:val="24"/>
                 <w:szCs w:val="24"/>
               </w:rPr>
-              <w:t>[notes]</w:t>
+              <w:t>[Notes 4]</w:t>
             </w:r>
           </w:p>
         </w:tc>
@@ -1396,7 +1396,7 @@
                 <w:sz w:val="24"/>
                 <w:szCs w:val="24"/>
               </w:rPr>
-              <w:t xml:space="preserve">[finding]</w:t>
+              <w:t xml:space="preserve">[Finding]</w:t>
             </w:r>
           </w:p>
         </w:tc>
@@ -1458,7 +1458,7 @@
                 <w:sz w:val="24"/>
                 <w:szCs w:val="24"/>
               </w:rPr>
-              <w:t xml:space="preserve">[recommendation]</w:t>
+              <w:t xml:space="preserve">[Recommendation]</w:t>
             </w:r>
           </w:p>
         </w:tc>
@@ -1522,7 +1522,7 @@
                 <w:sz w:val="24"/>
                 <w:szCs w:val="24"/>
               </w:rPr>
-              <w:t xml:space="preserve">[finding]</w:t>
+              <w:t xml:space="preserve">[Finding 2]</w:t>
             </w:r>
           </w:p>
         </w:tc>
@@ -1553,7 +1553,7 @@
                 <w:sz w:val="24"/>
                 <w:szCs w:val="24"/>
               </w:rPr>
-              <w:t xml:space="preserve">[High / Med / Low]</w:t>
+              <w:t xml:space="preserve">[High / Med / Low 2]</w:t>
             </w:r>
           </w:p>
         </w:tc>
@@ -1584,7 +1584,7 @@
                 <w:sz w:val="24"/>
                 <w:szCs w:val="24"/>
               </w:rPr>
-              <w:t xml:space="preserve">[recommendation]</w:t>
+              <w:t xml:space="preserve">[Recommendation 2]</w:t>
             </w:r>
           </w:p>
         </w:tc>
@@ -1987,7 +1987,7 @@
                 <w:sz w:val="24"/>
                 <w:szCs w:val="24"/>
               </w:rPr>
-              <w:t xml:space="preserve">[role]</w:t>
+              <w:t xml:space="preserve">[Reviewer Role 3]</w:t>
             </w:r>
           </w:p>
         </w:tc>
@@ -2018,7 +2018,7 @@
                 <w:sz w:val="24"/>
                 <w:szCs w:val="24"/>
               </w:rPr>
-              <w:t xml:space="preserve">[action]</w:t>
+              <w:t xml:space="preserve">[Action]</w:t>
             </w:r>
           </w:p>
         </w:tc>
@@ -2049,7 +2049,7 @@
                 <w:sz w:val="24"/>
                 <w:szCs w:val="24"/>
               </w:rPr>
-              <w:t xml:space="preserve">[date]</w:t>
+              <w:t xml:space="preserve">[Effective Date]</w:t>
             </w:r>
           </w:p>
         </w:tc>
@@ -2144,7 +2144,7 @@
                 <w:sz w:val="24"/>
                 <w:szCs w:val="24"/>
               </w:rPr>
-              <w:t xml:space="preserve">[role]</w:t>
+              <w:t xml:space="preserve">[Reviewer Role 4]</w:t>
             </w:r>
           </w:p>
         </w:tc>
@@ -2175,7 +2175,7 @@
                 <w:sz w:val="24"/>
                 <w:szCs w:val="24"/>
               </w:rPr>
-              <w:t xml:space="preserve">[action]</w:t>
+              <w:t xml:space="preserve">[Action 2]</w:t>
             </w:r>
           </w:p>
         </w:tc>
@@ -2206,7 +2206,7 @@
                 <w:sz w:val="24"/>
                 <w:szCs w:val="24"/>
               </w:rPr>
-              <w:t xml:space="preserve">[date]</w:t>
+              <w:t xml:space="preserve">[Effective Date]</w:t>
             </w:r>
           </w:p>
         </w:tc>
@@ -2237,7 +2237,7 @@
                 <w:sz w:val="24"/>
                 <w:szCs w:val="24"/>
               </w:rPr>
-              <w:t xml:space="preserve">[Open / In progress / Closed]</w:t>
+              <w:t xml:space="preserve">[Open / In progress / Closed 2]</w:t>
             </w:r>
           </w:p>
         </w:tc>
@@ -2451,7 +2451,7 @@
                 <w:sz w:val="24"/>
                 <w:szCs w:val="24"/>
               </w:rPr>
-              <w:t>[equipment]</w:t>
+              <w:t>[Equipment]</w:t>
             </w:r>
           </w:p>
         </w:tc>
@@ -2482,7 +2482,7 @@
                 <w:sz w:val="24"/>
                 <w:szCs w:val="24"/>
               </w:rPr>
-              <w:t>[other agency / department]</w:t>
+              <w:t>[Other Agency Department]</w:t>
             </w:r>
           </w:p>
         </w:tc>
@@ -2513,7 +2513,7 @@
                 <w:sz w:val="24"/>
                 <w:szCs w:val="24"/>
               </w:rPr>
-              <w:t>[risk from co-location]</w:t>
+              <w:t>[Risk From Co Location]</w:t>
             </w:r>
           </w:p>
         </w:tc>
@@ -2544,7 +2544,7 @@
                 <w:sz w:val="24"/>
                 <w:szCs w:val="24"/>
               </w:rPr>
-              <w:t>[compensating control]</w:t>
+              <w:t>[Compensating Control]</w:t>
             </w:r>
           </w:p>
         </w:tc>
@@ -2577,7 +2577,7 @@
                 <w:sz w:val="24"/>
                 <w:szCs w:val="24"/>
               </w:rPr>
-              <w:t>[equipment]</w:t>
+              <w:t>[Equipment2]</w:t>
             </w:r>
           </w:p>
         </w:tc>
@@ -2608,7 +2608,7 @@
                 <w:sz w:val="24"/>
                 <w:szCs w:val="24"/>
               </w:rPr>
-              <w:t>[other agency / department]</w:t>
+              <w:t>[Other Agency Department2]</w:t>
             </w:r>
           </w:p>
         </w:tc>
@@ -2639,7 +2639,7 @@
                 <w:sz w:val="24"/>
                 <w:szCs w:val="24"/>
               </w:rPr>
-              <w:t>[risk from co-location]</w:t>
+              <w:t>[Risk From Co Location2]</w:t>
             </w:r>
           </w:p>
         </w:tc>
@@ -2670,7 +2670,7 @@
                 <w:sz w:val="24"/>
                 <w:szCs w:val="24"/>
               </w:rPr>
-              <w:t>[compensating control]</w:t>
+              <w:t>[Compensating Control2]</w:t>
             </w:r>
           </w:p>
         </w:tc>
@@ -3373,7 +3373,7 @@
                 <w:sz w:val="24"/>
                 <w:szCs w:val="24"/>
               </w:rPr>
-              <w:t xml:space="preserve">[Reviewed by (role)]</w:t>
+              <w:t xml:space="preserve">[Reviewed By (role)]</w:t>
             </w:r>
           </w:p>
         </w:tc>
@@ -3625,7 +3625,7 @@
                 <w:sz w:val="24"/>
                 <w:szCs w:val="24"/>
               </w:rPr>
-              <w:t xml:space="preserve">{version}</w:t>
+              <w:t xml:space="preserve">[Version]</w:t>
             </w:r>
           </w:p>
         </w:tc>
@@ -3656,7 +3656,7 @@
                 <w:sz w:val="24"/>
                 <w:szCs w:val="24"/>
               </w:rPr>
-              <w:t xml:space="preserve">{effectiveDate}</w:t>
+              <w:t xml:space="preserve">[Effective Date]</w:t>
             </w:r>
           </w:p>
         </w:tc>
@@ -3687,7 +3687,7 @@
                 <w:sz w:val="24"/>
                 <w:szCs w:val="24"/>
               </w:rPr>
-              <w:t xml:space="preserve">{reviewerRole}</w:t>
+              <w:t xml:space="preserve">[Reviewer Role 5]</w:t>
             </w:r>
           </w:p>
         </w:tc>
@@ -3718,7 +3718,7 @@
                 <w:sz w:val="24"/>
                 <w:szCs w:val="24"/>
               </w:rPr>
-              <w:t xml:space="preserve">{revisionNote}</w:t>
+              <w:t xml:space="preserve">[Initial Revision Note]</w:t>
             </w:r>
           </w:p>
         </w:tc>

--- a/public/templates/forms/A-165-ServerRoomEquipmentAreaHardeningAssessmentRecord-FORM.docx
+++ b/public/templates/forms/A-165-ServerRoomEquipmentAreaHardeningAssessmentRecord-FORM.docx
@@ -95,7 +95,7 @@
                 <w:sz w:val="24"/>
                 <w:szCs w:val="24"/>
               </w:rPr>
-              <w:t xml:space="preserve">[Effective Date]      </w:t>
+              <w:t xml:space="preserve">[date]      </w:t>
             </w:r>
             <w:r>
               <w:rPr>
@@ -119,7 +119,7 @@
                 <w:sz w:val="24"/>
                 <w:szCs w:val="24"/>
               </w:rPr>
-              <w:t xml:space="preserve">[Reviewer Role]</w:t>
+              <w:t xml:space="preserve">[role]</w:t>
             </w:r>
           </w:p>
           <w:p>
@@ -148,7 +148,7 @@
                 <w:sz w:val="24"/>
                 <w:szCs w:val="24"/>
               </w:rPr>
-              <w:t>the Agency's server rooms and equipment areas, including cabling, equipment, and displays. Assessment period: [Reporting Period]</w:t>
+              <w:t>the Agency's server rooms and equipment areas, including cabling, equipment, and displays. Assessment period: [period]</w:t>
             </w:r>
           </w:p>
           <w:p>
@@ -177,7 +177,7 @@
                 <w:sz w:val="24"/>
                 <w:szCs w:val="24"/>
               </w:rPr>
-              <w:t xml:space="preserve">[Reviewer Role 2]</w:t>
+              <w:t xml:space="preserve">[role]</w:t>
             </w:r>
           </w:p>
           <w:p>
@@ -773,7 +773,7 @@
                 <w:sz w:val="24"/>
                 <w:szCs w:val="24"/>
               </w:rPr>
-              <w:t>[Notes]</w:t>
+              <w:t>[notes]</w:t>
             </w:r>
           </w:p>
         </w:tc>
@@ -868,7 +868,7 @@
                 <w:sz w:val="24"/>
                 <w:szCs w:val="24"/>
               </w:rPr>
-              <w:t>[Conforms / Gap / N/A 2]</w:t>
+              <w:t>[Conforms / Gap / N/A]</w:t>
             </w:r>
           </w:p>
         </w:tc>
@@ -899,7 +899,7 @@
                 <w:sz w:val="24"/>
                 <w:szCs w:val="24"/>
               </w:rPr>
-              <w:t>[Notes 2]</w:t>
+              <w:t>[notes]</w:t>
             </w:r>
           </w:p>
         </w:tc>
@@ -994,7 +994,7 @@
                 <w:sz w:val="24"/>
                 <w:szCs w:val="24"/>
               </w:rPr>
-              <w:t>[Conforms / Gap / N/A 3]</w:t>
+              <w:t>[Conforms / Gap / N/A]</w:t>
             </w:r>
           </w:p>
         </w:tc>
@@ -1025,7 +1025,7 @@
                 <w:sz w:val="24"/>
                 <w:szCs w:val="24"/>
               </w:rPr>
-              <w:t>[Notes 3]</w:t>
+              <w:t>[notes]</w:t>
             </w:r>
           </w:p>
         </w:tc>
@@ -1120,7 +1120,7 @@
                 <w:sz w:val="24"/>
                 <w:szCs w:val="24"/>
               </w:rPr>
-              <w:t>[Conforms / Gap / N/A 4]</w:t>
+              <w:t>[Conforms / Gap / N/A]</w:t>
             </w:r>
           </w:p>
         </w:tc>
@@ -1151,7 +1151,7 @@
                 <w:sz w:val="24"/>
                 <w:szCs w:val="24"/>
               </w:rPr>
-              <w:t>[Notes 4]</w:t>
+              <w:t>[notes]</w:t>
             </w:r>
           </w:p>
         </w:tc>
@@ -1396,7 +1396,7 @@
                 <w:sz w:val="24"/>
                 <w:szCs w:val="24"/>
               </w:rPr>
-              <w:t xml:space="preserve">[Finding]</w:t>
+              <w:t xml:space="preserve">[finding]</w:t>
             </w:r>
           </w:p>
         </w:tc>
@@ -1458,7 +1458,7 @@
                 <w:sz w:val="24"/>
                 <w:szCs w:val="24"/>
               </w:rPr>
-              <w:t xml:space="preserve">[Recommendation]</w:t>
+              <w:t xml:space="preserve">[recommendation]</w:t>
             </w:r>
           </w:p>
         </w:tc>
@@ -1522,7 +1522,7 @@
                 <w:sz w:val="24"/>
                 <w:szCs w:val="24"/>
               </w:rPr>
-              <w:t xml:space="preserve">[Finding 2]</w:t>
+              <w:t xml:space="preserve">[finding]</w:t>
             </w:r>
           </w:p>
         </w:tc>
@@ -1553,7 +1553,7 @@
                 <w:sz w:val="24"/>
                 <w:szCs w:val="24"/>
               </w:rPr>
-              <w:t xml:space="preserve">[High / Med / Low 2]</w:t>
+              <w:t xml:space="preserve">[High / Med / Low]</w:t>
             </w:r>
           </w:p>
         </w:tc>
@@ -1584,7 +1584,7 @@
                 <w:sz w:val="24"/>
                 <w:szCs w:val="24"/>
               </w:rPr>
-              <w:t xml:space="preserve">[Recommendation 2]</w:t>
+              <w:t xml:space="preserve">[recommendation]</w:t>
             </w:r>
           </w:p>
         </w:tc>
@@ -1987,7 +1987,7 @@
                 <w:sz w:val="24"/>
                 <w:szCs w:val="24"/>
               </w:rPr>
-              <w:t xml:space="preserve">[Reviewer Role 3]</w:t>
+              <w:t xml:space="preserve">[role]</w:t>
             </w:r>
           </w:p>
         </w:tc>
@@ -2018,7 +2018,7 @@
                 <w:sz w:val="24"/>
                 <w:szCs w:val="24"/>
               </w:rPr>
-              <w:t xml:space="preserve">[Action]</w:t>
+              <w:t xml:space="preserve">[action]</w:t>
             </w:r>
           </w:p>
         </w:tc>
@@ -2049,7 +2049,7 @@
                 <w:sz w:val="24"/>
                 <w:szCs w:val="24"/>
               </w:rPr>
-              <w:t xml:space="preserve">[Effective Date]</w:t>
+              <w:t xml:space="preserve">[date]</w:t>
             </w:r>
           </w:p>
         </w:tc>
@@ -2144,7 +2144,7 @@
                 <w:sz w:val="24"/>
                 <w:szCs w:val="24"/>
               </w:rPr>
-              <w:t xml:space="preserve">[Reviewer Role 4]</w:t>
+              <w:t xml:space="preserve">[role]</w:t>
             </w:r>
           </w:p>
         </w:tc>
@@ -2175,7 +2175,7 @@
                 <w:sz w:val="24"/>
                 <w:szCs w:val="24"/>
               </w:rPr>
-              <w:t xml:space="preserve">[Action 2]</w:t>
+              <w:t xml:space="preserve">[action]</w:t>
             </w:r>
           </w:p>
         </w:tc>
@@ -2206,7 +2206,7 @@
                 <w:sz w:val="24"/>
                 <w:szCs w:val="24"/>
               </w:rPr>
-              <w:t xml:space="preserve">[Effective Date]</w:t>
+              <w:t xml:space="preserve">[date]</w:t>
             </w:r>
           </w:p>
         </w:tc>
@@ -2237,7 +2237,7 @@
                 <w:sz w:val="24"/>
                 <w:szCs w:val="24"/>
               </w:rPr>
-              <w:t xml:space="preserve">[Open / In progress / Closed 2]</w:t>
+              <w:t xml:space="preserve">[Open / In progress / Closed]</w:t>
             </w:r>
           </w:p>
         </w:tc>
@@ -2451,7 +2451,7 @@
                 <w:sz w:val="24"/>
                 <w:szCs w:val="24"/>
               </w:rPr>
-              <w:t>[Equipment]</w:t>
+              <w:t>[equipment]</w:t>
             </w:r>
           </w:p>
         </w:tc>
@@ -2482,7 +2482,7 @@
                 <w:sz w:val="24"/>
                 <w:szCs w:val="24"/>
               </w:rPr>
-              <w:t>[Other Agency Department]</w:t>
+              <w:t>[other agency / department]</w:t>
             </w:r>
           </w:p>
         </w:tc>
@@ -2513,7 +2513,7 @@
                 <w:sz w:val="24"/>
                 <w:szCs w:val="24"/>
               </w:rPr>
-              <w:t>[Risk From Co Location]</w:t>
+              <w:t>[risk from co-location]</w:t>
             </w:r>
           </w:p>
         </w:tc>
@@ -2544,7 +2544,7 @@
                 <w:sz w:val="24"/>
                 <w:szCs w:val="24"/>
               </w:rPr>
-              <w:t>[Compensating Control]</w:t>
+              <w:t>[compensating control]</w:t>
             </w:r>
           </w:p>
         </w:tc>
@@ -2577,7 +2577,7 @@
                 <w:sz w:val="24"/>
                 <w:szCs w:val="24"/>
               </w:rPr>
-              <w:t>[Equipment2]</w:t>
+              <w:t>[equipment]</w:t>
             </w:r>
           </w:p>
         </w:tc>
@@ -2608,7 +2608,7 @@
                 <w:sz w:val="24"/>
                 <w:szCs w:val="24"/>
               </w:rPr>
-              <w:t>[Other Agency Department2]</w:t>
+              <w:t>[other agency / department]</w:t>
             </w:r>
           </w:p>
         </w:tc>
@@ -2639,7 +2639,7 @@
                 <w:sz w:val="24"/>
                 <w:szCs w:val="24"/>
               </w:rPr>
-              <w:t>[Risk From Co Location2]</w:t>
+              <w:t>[risk from co-location]</w:t>
             </w:r>
           </w:p>
         </w:tc>
@@ -2670,7 +2670,7 @@
                 <w:sz w:val="24"/>
                 <w:szCs w:val="24"/>
               </w:rPr>
-              <w:t>[Compensating Control2]</w:t>
+              <w:t>[compensating control]</w:t>
             </w:r>
           </w:p>
         </w:tc>
@@ -3373,7 +3373,7 @@
                 <w:sz w:val="24"/>
                 <w:szCs w:val="24"/>
               </w:rPr>
-              <w:t xml:space="preserve">[Reviewed By (role)]</w:t>
+              <w:t xml:space="preserve">[Reviewed by (role)]</w:t>
             </w:r>
           </w:p>
         </w:tc>
@@ -3625,7 +3625,7 @@
                 <w:sz w:val="24"/>
                 <w:szCs w:val="24"/>
               </w:rPr>
-              <w:t xml:space="preserve">[Version]</w:t>
+              <w:t xml:space="preserve">[#]</w:t>
             </w:r>
           </w:p>
         </w:tc>
@@ -3656,7 +3656,7 @@
                 <w:sz w:val="24"/>
                 <w:szCs w:val="24"/>
               </w:rPr>
-              <w:t xml:space="preserve">[Effective Date]</w:t>
+              <w:t xml:space="preserve">[Date]</w:t>
             </w:r>
           </w:p>
         </w:tc>
@@ -3687,7 +3687,7 @@
                 <w:sz w:val="24"/>
                 <w:szCs w:val="24"/>
               </w:rPr>
-              <w:t xml:space="preserve">[Reviewer Role 5]</w:t>
+              <w:t xml:space="preserve">[Role]</w:t>
             </w:r>
           </w:p>
         </w:tc>
@@ -3718,7 +3718,7 @@
                 <w:sz w:val="24"/>
                 <w:szCs w:val="24"/>
               </w:rPr>
-              <w:t xml:space="preserve">[Initial Revision Note]</w:t>
+              <w:t xml:space="preserve">[Initial issue]</w:t>
             </w:r>
           </w:p>
         </w:tc>

--- a/public/templates/forms/A-165-ServerRoomEquipmentAreaHardeningAssessmentRecord-FORM.docx
+++ b/public/templates/forms/A-165-ServerRoomEquipmentAreaHardeningAssessmentRecord-FORM.docx
@@ -34,6 +34,9 @@
         <w:gridCol w:w="9360"/>
       </w:tblGrid>
       <w:tr>
+        <w:trPr>
+          <w:cantSplit/>
+        </w:trPr>
         <w:tc>
           <w:tcPr>
             <w:tcW w:type="dxa" w:w="9360"/>
@@ -249,6 +252,9 @@
         <w:gridCol w:w="9360"/>
       </w:tblGrid>
       <w:tr>
+        <w:trPr>
+          <w:cantSplit/>
+        </w:trPr>
         <w:tc>
           <w:tcPr>
             <w:tcW w:type="dxa" w:w="9360"/>
@@ -525,6 +531,7 @@
       </w:tblGrid>
       <w:tr>
         <w:trPr>
+          <w:cantSplit/>
           <w:tblHeader/>
         </w:trPr>
         <w:tc>
@@ -653,6 +660,9 @@
         </w:tc>
       </w:tr>
       <w:tr>
+        <w:trPr>
+          <w:cantSplit/>
+        </w:trPr>
         <w:tc>
           <w:tcPr>
             <w:tcW w:type="dxa" w:w="1000"/>
@@ -779,6 +789,9 @@
         </w:tc>
       </w:tr>
       <w:tr>
+        <w:trPr>
+          <w:cantSplit/>
+        </w:trPr>
         <w:tc>
           <w:tcPr>
             <w:tcW w:type="dxa" w:w="1000"/>
@@ -905,6 +918,9 @@
         </w:tc>
       </w:tr>
       <w:tr>
+        <w:trPr>
+          <w:cantSplit/>
+        </w:trPr>
         <w:tc>
           <w:tcPr>
             <w:tcW w:type="dxa" w:w="1000"/>
@@ -1031,6 +1047,9 @@
         </w:tc>
       </w:tr>
       <w:tr>
+        <w:trPr>
+          <w:cantSplit/>
+        </w:trPr>
         <w:tc>
           <w:tcPr>
             <w:tcW w:type="dxa" w:w="1000"/>
@@ -1210,6 +1229,7 @@
       </w:tblGrid>
       <w:tr>
         <w:trPr>
+          <w:cantSplit/>
           <w:tblHeader/>
         </w:trPr>
         <w:tc>
@@ -1338,6 +1358,9 @@
         </w:tc>
       </w:tr>
       <w:tr>
+        <w:trPr>
+          <w:cantSplit/>
+        </w:trPr>
         <w:tc>
           <w:tcPr>
             <w:tcW w:type="dxa" w:w="1000"/>
@@ -1464,6 +1487,9 @@
         </w:tc>
       </w:tr>
       <w:tr>
+        <w:trPr>
+          <w:cantSplit/>
+        </w:trPr>
         <w:tc>
           <w:tcPr>
             <w:tcW w:type="dxa" w:w="1000"/>
@@ -1590,6 +1616,9 @@
         </w:tc>
       </w:tr>
       <w:tr>
+        <w:trPr>
+          <w:cantSplit/>
+        </w:trPr>
         <w:tc>
           <w:tcPr>
             <w:tcW w:type="dxa" w:w="1000"/>
@@ -1770,6 +1799,7 @@
       </w:tblGrid>
       <w:tr>
         <w:trPr>
+          <w:cantSplit/>
           <w:tblHeader/>
         </w:trPr>
         <w:tc>
@@ -1929,6 +1959,9 @@
         </w:tc>
       </w:tr>
       <w:tr>
+        <w:trPr>
+          <w:cantSplit/>
+        </w:trPr>
         <w:tc>
           <w:tcPr>
             <w:tcW w:type="dxa" w:w="1400"/>
@@ -2086,6 +2119,9 @@
         </w:tc>
       </w:tr>
       <w:tr>
+        <w:trPr>
+          <w:cantSplit/>
+        </w:trPr>
         <w:tc>
           <w:tcPr>
             <w:tcW w:type="dxa" w:w="1400"/>
@@ -2296,6 +2332,7 @@
       </w:tblGrid>
       <w:tr>
         <w:trPr>
+          <w:cantSplit/>
           <w:tblHeader/>
         </w:trPr>
         <w:tc>
@@ -2424,6 +2461,9 @@
         </w:tc>
       </w:tr>
       <w:tr>
+        <w:trPr>
+          <w:cantSplit/>
+        </w:trPr>
         <w:tc>
           <w:tcPr>
             <w:tcW w:type="dxa" w:w="1000"/>
@@ -2550,6 +2590,9 @@
         </w:tc>
       </w:tr>
       <w:tr>
+        <w:trPr>
+          <w:cantSplit/>
+        </w:trPr>
         <w:tc>
           <w:tcPr>
             <w:tcW w:type="dxa" w:w="1000"/>
@@ -2727,6 +2770,7 @@
       </w:tblGrid>
       <w:tr>
         <w:trPr>
+          <w:cantSplit/>
           <w:tblHeader/>
         </w:trPr>
         <w:tc>
@@ -2793,6 +2837,9 @@
         </w:tc>
       </w:tr>
       <w:tr>
+        <w:trPr>
+          <w:cantSplit/>
+        </w:trPr>
         <w:tc>
           <w:tcPr>
             <w:tcW w:type="dxa" w:w="3200"/>
@@ -2857,6 +2904,9 @@
         </w:tc>
       </w:tr>
       <w:tr>
+        <w:trPr>
+          <w:cantSplit/>
+        </w:trPr>
         <w:tc>
           <w:tcPr>
             <w:tcW w:type="dxa" w:w="3200"/>
@@ -2921,6 +2971,9 @@
         </w:tc>
       </w:tr>
       <w:tr>
+        <w:trPr>
+          <w:cantSplit/>
+        </w:trPr>
         <w:tc>
           <w:tcPr>
             <w:tcW w:type="dxa" w:w="3200"/>
@@ -3006,6 +3059,9 @@
         <w:gridCol w:w="9360"/>
       </w:tblGrid>
       <w:tr>
+        <w:trPr>
+          <w:cantSplit/>
+        </w:trPr>
         <w:tc>
           <w:tcPr>
             <w:tcW w:type="dxa" w:w="9360"/>
@@ -3131,6 +3187,7 @@
       </w:tblGrid>
       <w:tr>
         <w:trPr>
+          <w:cantSplit/>
           <w:tblHeader/>
         </w:trPr>
         <w:tc>
@@ -3259,6 +3316,9 @@
         </w:tc>
       </w:tr>
       <w:tr>
+        <w:trPr>
+          <w:cantSplit/>
+        </w:trPr>
         <w:tc>
           <w:tcPr>
             <w:tcW w:type="dxa" w:w="3000"/>
@@ -3346,6 +3406,9 @@
         </w:tc>
       </w:tr>
       <w:tr>
+        <w:trPr>
+          <w:cantSplit/>
+        </w:trPr>
         <w:tc>
           <w:tcPr>
             <w:tcW w:type="dxa" w:w="3000"/>
@@ -3470,6 +3533,7 @@
       </w:tblGrid>
       <w:tr>
         <w:trPr>
+          <w:cantSplit/>
           <w:tblHeader/>
         </w:trPr>
         <w:tc>
@@ -3598,6 +3662,9 @@
         </w:tc>
       </w:tr>
       <w:tr>
+        <w:trPr>
+          <w:cantSplit/>
+        </w:trPr>
         <w:tc>
           <w:tcPr>
             <w:tcW w:type="dxa" w:w="1300"/>
@@ -3745,6 +3812,9 @@
         <w:gridCol w:w="9360"/>
       </w:tblGrid>
       <w:tr>
+        <w:trPr>
+          <w:cantSplit/>
+        </w:trPr>
         <w:tc>
           <w:tcPr>
             <w:tcW w:type="dxa" w:w="9360"/>
@@ -3806,12 +3876,13 @@
                 <w:sz w:val="24"/>
                 <w:szCs w:val="24"/>
               </w:rPr>
-              <w:t>Assesses against the Physical Security Hardening Standard (A-074): the conformance table walks that standard's four requirement areas. Confirm before finalizing: (1) the assessor role and assessment cadence; (2) whether environmental-hazard findings (fire, flood, temperature, utility) should cross-reference the Risk Assessment Report and Risk Register per question 10E-1. No CJIS overlay. Cross-referenced artifacts use Tracker names: Physical Security Hardening Standard, Risk / Finding Register (POA&amp;M), Risk Assessment Report, Risk Register.</w:t>
+              <w:t>Assesses against the Physical Security Hardening Standard: the conformance table walks that standard's four requirement areas. Confirm before finalizing: (1) the assessor role and assessment cadence; (2) whether environmental-hazard findings (fire, flood, temperature, utility) should cross-reference the Risk Assessment Report and Risk Register per question 10E-1. No CJIS overlay. Cross-referenced artifacts use Tracker names: Physical Security Hardening Standard, Risk / Finding Register (POA&amp;M), Risk Assessment Report, Risk Register.</w:t>
             </w:r>
           </w:p>
         </w:tc>
       </w:tr>
     </w:tbl>
+    <w:p/>
     <w:sectPr>
       <w:headerReference w:type="default" r:id="rId7"/>
       <w:footerReference w:type="default" r:id="rId8"/>
@@ -3822,10 +3893,6 @@
     </w:sectPr>
   </w:body>
 </w:document>
-</file>
-
-<file path=word/comments.xml><?xml version="1.0" encoding="utf-8"?>
-<w:comments xmlns:cx="http://schemas.microsoft.com/office/drawing/2014/chartex" xmlns:cx1="http://schemas.microsoft.com/office/drawing/2015/9/8/chartex" xmlns:cx2="http://schemas.microsoft.com/office/drawing/2015/10/21/chartex" xmlns:cx3="http://schemas.microsoft.com/office/drawing/2016/5/9/chartex" xmlns:cx4="http://schemas.microsoft.com/office/drawing/2016/5/10/chartex" xmlns:cx5="http://schemas.microsoft.com/office/drawing/2016/5/11/chartex" xmlns:cx6="http://schemas.microsoft.com/office/drawing/2016/5/12/chartex" xmlns:cx7="http://schemas.microsoft.com/office/drawing/2016/5/13/chartex" xmlns:cx8="http://schemas.microsoft.com/office/drawing/2016/5/14/chartex" xmlns:mc="http://schemas.openxmlformats.org/markup-compatibility/2006" xmlns:aink="http://schemas.microsoft.com/office/drawing/2016/ink" xmlns:am3d="http://schemas.microsoft.com/office/drawing/2017/model3d" xmlns:o="urn:schemas-microsoft-com:office:office" xmlns:r="http://schemas.openxmlformats.org/officeDocument/2006/relationships" xmlns:m="http://schemas.openxmlformats.org/officeDocument/2006/math" xmlns:v="urn:schemas-microsoft-com:vml" xmlns:wp14="http://schemas.microsoft.com/office/word/2010/wordprocessingDrawing" xmlns:wp="http://schemas.openxmlformats.org/drawingml/2006/wordprocessingDrawing" xmlns:w10="urn:schemas-microsoft-com:office:word" xmlns:w="http://schemas.openxmlformats.org/wordprocessingml/2006/main" xmlns:w14="http://schemas.microsoft.com/office/word/2010/wordml" xmlns:w15="http://schemas.microsoft.com/office/word/2012/wordml" xmlns:w16cex="http://schemas.microsoft.com/office/word/2018/wordml/cex" xmlns:w16cid="http://schemas.microsoft.com/office/word/2016/wordml/cid" xmlns:w16="http://schemas.microsoft.com/office/word/2018/wordml" xmlns:w16sdtdh="http://schemas.microsoft.com/office/word/2020/wordml/sdtdatahash" xmlns:w16se="http://schemas.microsoft.com/office/word/2015/wordml/symex" xmlns:wpg="http://schemas.microsoft.com/office/word/2010/wordprocessingGroup" xmlns:wpi="http://schemas.microsoft.com/office/word/2010/wordprocessingInk" xmlns:wne="http://schemas.microsoft.com/office/word/2006/wordml" xmlns:wps="http://schemas.microsoft.com/office/word/2010/wordprocessingShape"/>
 </file>
 
 <file path=word/endnotes.xml><?xml version="1.0" encoding="utf-8"?>
@@ -4224,37 +4291,24 @@
       <w:szCs w:val="56"/>
     </w:rPr>
   </w:style>
-  <w:style w:type="paragraph" w:styleId="Heading1">
-    <w:name w:val="Heading 1"/>
-    <w:basedOn w:val="Normal"/>
-    <w:next w:val="Normal"/>
-    <w:qFormat/>
-    <w:rPr>
-      <w:color w:val="2E74B5"/>
-      <w:sz w:val="32"/>
-      <w:szCs w:val="32"/>
-    </w:rPr>
-  </w:style>
-  <w:style w:type="paragraph" w:styleId="Heading2">
-    <w:name w:val="Heading 2"/>
-    <w:basedOn w:val="Normal"/>
-    <w:next w:val="Normal"/>
-    <w:qFormat/>
-    <w:rPr>
-      <w:color w:val="2E74B5"/>
-      <w:sz w:val="26"/>
-      <w:szCs w:val="26"/>
-    </w:rPr>
-  </w:style>
   <w:style w:type="paragraph" w:styleId="Heading3">
     <w:name w:val="Heading 3"/>
     <w:basedOn w:val="Normal"/>
     <w:next w:val="Normal"/>
     <w:qFormat/>
+    <w:pPr>
+      <w:keepNext/>
+      <w:keepLines/>
+      <w:spacing w:after="100" w:before="220"/>
+      <w:outlineLvl w:val="2"/>
+    </w:pPr>
     <w:rPr>
-      <w:color w:val="1F4D78"/>
-      <w:sz w:val="24"/>
-      <w:szCs w:val="24"/>
+      <w:rFonts w:ascii="Aptos" w:cs="Aptos" w:eastAsia="Aptos" w:hAnsi="Aptos"/>
+      <w:b/>
+      <w:bCs/>
+      <w:color w:val="1B3A5C"/>
+      <w:sz w:val="26"/>
+      <w:szCs w:val="26"/>
     </w:rPr>
   </w:style>
   <w:style w:type="paragraph" w:styleId="Heading4">
@@ -4262,10 +4316,19 @@
     <w:basedOn w:val="Normal"/>
     <w:next w:val="Normal"/>
     <w:qFormat/>
+    <w:pPr>
+      <w:keepNext/>
+      <w:keepLines/>
+      <w:spacing w:after="100" w:before="220"/>
+      <w:outlineLvl w:val="3"/>
+    </w:pPr>
     <w:rPr>
-      <w:i/>
-      <w:iCs/>
-      <w:color w:val="2E74B5"/>
+      <w:rFonts w:ascii="Aptos" w:cs="Aptos" w:eastAsia="Aptos" w:hAnsi="Aptos"/>
+      <w:b/>
+      <w:bCs/>
+      <w:color w:val="1B3A5C"/>
+      <w:sz w:val="24"/>
+      <w:szCs w:val="24"/>
     </w:rPr>
   </w:style>
   <w:style w:type="paragraph" w:styleId="Heading5">
@@ -4273,8 +4336,19 @@
     <w:basedOn w:val="Normal"/>
     <w:next w:val="Normal"/>
     <w:qFormat/>
+    <w:pPr>
+      <w:keepNext/>
+      <w:keepLines/>
+      <w:spacing w:after="100" w:before="220"/>
+      <w:outlineLvl w:val="4"/>
+    </w:pPr>
     <w:rPr>
-      <w:color w:val="2E74B5"/>
+      <w:rFonts w:ascii="Aptos" w:cs="Aptos" w:eastAsia="Aptos" w:hAnsi="Aptos"/>
+      <w:b/>
+      <w:bCs/>
+      <w:color w:val="1B3A5C"/>
+      <w:sz w:val="24"/>
+      <w:szCs w:val="24"/>
     </w:rPr>
   </w:style>
   <w:style w:type="paragraph" w:styleId="Heading6">
@@ -4282,8 +4356,19 @@
     <w:basedOn w:val="Normal"/>
     <w:next w:val="Normal"/>
     <w:qFormat/>
+    <w:pPr>
+      <w:keepNext/>
+      <w:keepLines/>
+      <w:spacing w:after="100" w:before="220"/>
+      <w:outlineLvl w:val="5"/>
+    </w:pPr>
     <w:rPr>
-      <w:color w:val="1F4D78"/>
+      <w:rFonts w:ascii="Aptos" w:cs="Aptos" w:eastAsia="Aptos" w:hAnsi="Aptos"/>
+      <w:b/>
+      <w:bCs/>
+      <w:color w:val="1B3A5C"/>
+      <w:sz w:val="24"/>
+      <w:szCs w:val="24"/>
     </w:rPr>
   </w:style>
   <w:style w:type="paragraph" w:styleId="Strong">
@@ -4391,6 +4476,8 @@
     <w:next w:val="Normal"/>
     <w:qFormat/>
     <w:pPr>
+      <w:keepNext/>
+      <w:keepLines/>
       <w:spacing w:after="160" w:before="240"/>
       <w:outlineLvl w:val="0"/>
     </w:pPr>
@@ -4409,6 +4496,8 @@
     <w:next w:val="Normal"/>
     <w:qFormat/>
     <w:pPr>
+      <w:keepNext/>
+      <w:keepLines/>
       <w:spacing w:after="100" w:before="220"/>
       <w:outlineLvl w:val="1"/>
     </w:pPr>
